--- a/mdhtml2docx/templates/reference.docx
+++ b/mdhtml2docx/templates/reference.docx
@@ -24,7 +24,7 @@
   <w:tbl>
     <w:tblPr>
       <w:tblStyle w:val="TableNormal"/>
-      <w:bidiVisual w:val="0"/>
+      <w:bidiVisual w:val="off"/>
       <w:tblW w:w="0" w:type="auto"/>
       <w:tblLook w:val="06A0" w:firstRow="1" w:lastRow="0" w:firstColumn="1" w:lastColumn="0" w:noHBand="1" w:noVBand="1"/>
     </w:tblPr>
@@ -94,7 +94,7 @@
   <w:tbl>
     <w:tblPr>
       <w:tblStyle w:val="TableNormal"/>
-      <w:bidiVisual w:val="0"/>
+      <w:bidiVisual w:val="off"/>
       <w:tblW w:w="0" w:type="auto"/>
       <w:tblLook w:val="06A0" w:firstRow="1" w:lastRow="0" w:firstColumn="1" w:lastColumn="0" w:noHBand="1" w:noVBand="1"/>
     </w:tblPr>
